--- a/Manual Técnico del Sistema _Refugio Rodante_.docx
+++ b/Manual Técnico del Sistema _Refugio Rodante_.docx
@@ -1592,7 +1592,7 @@
           <w:sz w:val="24"/>
           <w:szCs w:val="24"/>
         </w:rPr>
-        <w:t xml:space="preserve">: Google </w:t>
+        <w:t xml:space="preserve">: </w:t>
       </w:r>
       <w:proofErr w:type="spellStart"/>
       <w:r>
@@ -1601,7 +1601,7 @@
           <w:sz w:val="24"/>
           <w:szCs w:val="24"/>
         </w:rPr>
-        <w:t>Maps</w:t>
+        <w:t>leaflet</w:t>
       </w:r>
       <w:proofErr w:type="spellEnd"/>
       <w:r>
@@ -1610,25 +1610,7 @@
           <w:sz w:val="24"/>
           <w:szCs w:val="24"/>
         </w:rPr>
-        <w:t xml:space="preserve"> JavaScript API, </w:t>
-      </w:r>
-      <w:proofErr w:type="spellStart"/>
-      <w:r>
-        <w:rPr>
-          <w:rFonts w:ascii="Times New Roman" w:hAnsi="Times New Roman" w:cs="Times New Roman"/>
-          <w:sz w:val="24"/>
-          <w:szCs w:val="24"/>
-        </w:rPr>
-        <w:t>Wompi</w:t>
-      </w:r>
-      <w:proofErr w:type="spellEnd"/>
-      <w:r>
-        <w:rPr>
-          <w:rFonts w:ascii="Times New Roman" w:hAnsi="Times New Roman" w:cs="Times New Roman"/>
-          <w:sz w:val="24"/>
-          <w:szCs w:val="24"/>
-        </w:rPr>
-        <w:t xml:space="preserve"> para pagos</w:t>
+        <w:t xml:space="preserve"> JavaScript API</w:t>
       </w:r>
     </w:p>
     <w:p>
@@ -2506,57 +2488,6 @@
     <w:p>
       <w:pPr>
         <w:spacing w:afterLines="160" w:after="384" w:line="480" w:lineRule="auto"/>
-        <w:ind w:left="-5" w:right="5008" w:hanging="10"/>
-        <w:rPr>
-          <w:rFonts w:ascii="Consolas" w:eastAsia="Consolas" w:hAnsi="Consolas" w:cs="Consolas"/>
-          <w:color w:val="61AFEF"/>
-          <w:sz w:val="21"/>
-        </w:rPr>
-      </w:pPr>
-      <w:proofErr w:type="spellStart"/>
-      <w:r>
-        <w:rPr>
-          <w:rFonts w:ascii="Consolas" w:eastAsia="Consolas" w:hAnsi="Consolas" w:cs="Consolas"/>
-          <w:color w:val="61AFEF"/>
-          <w:sz w:val="21"/>
-        </w:rPr>
-        <w:t>npm</w:t>
-      </w:r>
-      <w:proofErr w:type="spellEnd"/>
-      <w:r>
-        <w:rPr>
-          <w:rFonts w:ascii="Consolas" w:eastAsia="Consolas" w:hAnsi="Consolas" w:cs="Consolas"/>
-          <w:color w:val="61AFEF"/>
-          <w:sz w:val="21"/>
-        </w:rPr>
-        <w:t xml:space="preserve"> </w:t>
-      </w:r>
-      <w:proofErr w:type="spellStart"/>
-      <w:r>
-        <w:rPr>
-          <w:rFonts w:ascii="Consolas" w:eastAsia="Consolas" w:hAnsi="Consolas" w:cs="Consolas"/>
-          <w:color w:val="61AFEF"/>
-          <w:sz w:val="21"/>
-        </w:rPr>
-        <w:t>install</w:t>
-      </w:r>
-      <w:proofErr w:type="spellEnd"/>
-    </w:p>
-    <w:p>
-      <w:pPr>
-        <w:spacing w:afterLines="160" w:after="384" w:line="480" w:lineRule="auto"/>
-        <w:contextualSpacing/>
-        <w:jc w:val="both"/>
-        <w:rPr>
-          <w:rFonts w:ascii="Times New Roman" w:hAnsi="Times New Roman" w:cs="Times New Roman"/>
-          <w:sz w:val="24"/>
-          <w:szCs w:val="24"/>
-        </w:rPr>
-      </w:pPr>
-    </w:p>
-    <w:p>
-      <w:pPr>
-        <w:spacing w:afterLines="160" w:after="384" w:line="480" w:lineRule="auto"/>
         <w:contextualSpacing/>
         <w:jc w:val="both"/>
         <w:rPr>
@@ -2590,6 +2521,7 @@
           <w:sz w:val="28"/>
           <w:szCs w:val="28"/>
         </w:rPr>
+        <w:lastRenderedPageBreak/>
         <w:t>Configurar  .</w:t>
       </w:r>
       <w:proofErr w:type="spellStart"/>
@@ -3173,8 +3105,10 @@
         <w:rPr>
           <w:rFonts w:ascii="Segoe UI" w:eastAsia="Segoe UI" w:hAnsi="Segoe UI" w:cs="Segoe UI"/>
           <w:b/>
+          <w:noProof/>
           <w:sz w:val="27"/>
         </w:rPr>
+        <w:lastRenderedPageBreak/>
         <w:drawing>
           <wp:inline distT="0" distB="0" distL="0" distR="0" wp14:anchorId="5D8241E3" wp14:editId="69268FD5">
             <wp:extent cx="5020376" cy="1895740"/>
@@ -3694,6 +3628,7 @@
       <w:r>
         <w:rPr>
           <w:rFonts w:ascii="Consolas" w:eastAsia="Consolas" w:hAnsi="Consolas" w:cs="Consolas"/>
+          <w:noProof/>
           <w:sz w:val="18"/>
         </w:rPr>
         <w:drawing>
@@ -3847,6 +3782,7 @@
           <w:rFonts w:ascii="Segoe UI" w:hAnsi="Segoe UI" w:cs="Segoe UI"/>
           <w:b/>
           <w:bCs/>
+          <w:noProof/>
           <w:sz w:val="24"/>
           <w:szCs w:val="24"/>
         </w:rPr>
@@ -3942,6 +3878,7 @@
           <w:sz w:val="24"/>
           <w:szCs w:val="24"/>
         </w:rPr>
+        <w:lastRenderedPageBreak/>
         <w:t>Repositorio:</w:t>
       </w:r>
       <w:r>
@@ -4229,6 +4166,7 @@
       <w:r>
         <w:rPr>
           <w:rFonts w:ascii="Consolas" w:eastAsia="Consolas" w:hAnsi="Consolas" w:cs="Consolas"/>
+          <w:noProof/>
           <w:color w:val="ABB2BF"/>
           <w:sz w:val="21"/>
         </w:rPr>
@@ -4334,6 +4272,7 @@
         <w:rPr>
           <w:rFonts w:ascii="Consolas" w:eastAsia="Consolas" w:hAnsi="Consolas" w:cs="Consolas"/>
           <w:i/>
+          <w:noProof/>
           <w:color w:val="5C6370"/>
           <w:sz w:val="21"/>
         </w:rPr>
@@ -5672,21 +5611,12 @@
                                 </w:rPr>
                                 <w:t xml:space="preserve">Cubre BD, </w:t>
                               </w:r>
-                              <w:proofErr w:type="spellStart"/>
                               <w:r>
                                 <w:rPr>
                                   <w:rFonts w:ascii="Segoe UI" w:eastAsia="Segoe UI" w:hAnsi="Segoe UI" w:cs="Segoe UI"/>
                                   <w:sz w:val="21"/>
                                 </w:rPr>
-                                <w:t>APIs</w:t>
-                              </w:r>
-                              <w:proofErr w:type="spellEnd"/>
-                              <w:r>
-                                <w:rPr>
-                                  <w:rFonts w:ascii="Segoe UI" w:eastAsia="Segoe UI" w:hAnsi="Segoe UI" w:cs="Segoe UI"/>
-                                  <w:sz w:val="21"/>
-                                </w:rPr>
-                                <w:t>, seguridad, pruebas y control de versiones.</w:t>
+                                <w:t>APIs, seguridad, pruebas y control de versiones.</w:t>
                               </w:r>
                             </w:p>
                           </w:txbxContent>
@@ -5954,21 +5884,12 @@
                           </w:rPr>
                           <w:t xml:space="preserve">Cubre BD, </w:t>
                         </w:r>
-                        <w:proofErr w:type="spellStart"/>
                         <w:r>
                           <w:rPr>
                             <w:rFonts w:ascii="Segoe UI" w:eastAsia="Segoe UI" w:hAnsi="Segoe UI" w:cs="Segoe UI"/>
                             <w:sz w:val="21"/>
                           </w:rPr>
-                          <w:t>APIs</w:t>
-                        </w:r>
-                        <w:proofErr w:type="spellEnd"/>
-                        <w:r>
-                          <w:rPr>
-                            <w:rFonts w:ascii="Segoe UI" w:eastAsia="Segoe UI" w:hAnsi="Segoe UI" w:cs="Segoe UI"/>
-                            <w:sz w:val="21"/>
-                          </w:rPr>
-                          <w:t>, seguridad, pruebas y control de versiones.</w:t>
+                          <w:t>APIs, seguridad, pruebas y control de versiones.</w:t>
                         </w:r>
                       </w:p>
                     </w:txbxContent>
@@ -6115,6 +6036,7 @@
           <w:sz w:val="24"/>
           <w:szCs w:val="24"/>
         </w:rPr>
+        <w:lastRenderedPageBreak/>
         <w:t>Diagr</w:t>
       </w:r>
       <w:r>
@@ -6147,6 +6069,9 @@
         </w:rPr>
       </w:pPr>
       <w:r>
+        <w:rPr>
+          <w:noProof/>
+        </w:rPr>
         <w:drawing>
           <wp:anchor distT="0" distB="0" distL="114300" distR="114300" simplePos="0" relativeHeight="251671552" behindDoc="0" locked="0" layoutInCell="1" allowOverlap="1" wp14:anchorId="5ADE188E" wp14:editId="1560E305">
             <wp:simplePos x="0" y="0"/>
@@ -6210,6 +6135,9 @@
         <w:ind w:left="10" w:hanging="10"/>
       </w:pPr>
       <w:r>
+        <w:rPr>
+          <w:noProof/>
+        </w:rPr>
         <w:drawing>
           <wp:anchor distT="0" distB="0" distL="114300" distR="114300" simplePos="0" relativeHeight="251667456" behindDoc="0" locked="0" layoutInCell="1" allowOverlap="1" wp14:anchorId="5C6E56A1" wp14:editId="6A32F4D8">
             <wp:simplePos x="0" y="0"/>
